--- a/BabelfishCompass_UserGuide.docx
+++ b/BabelfishCompass_UserGuide.docx
@@ -5545,10 +5545,10 @@
               <w:pStyle w:val="BodyText"/>
             </w:pPr>
             <w:r>
-              <w:t>2025-0</w:t>
+              <w:t>2025-</w:t>
             </w:r>
             <w:r>
-              <w:t>9</w:t>
+              <w:t>11</w:t>
             </w:r>
           </w:p>
         </w:tc>
@@ -5561,31 +5561,7 @@
               <w:pStyle w:val="BodyText"/>
             </w:pPr>
             <w:r>
-              <w:t>5.</w:t>
-            </w:r>
-            <w:r>
-              <w:t>3</w:t>
-            </w:r>
-            <w:r>
-              <w:t>.x (PG 17.</w:t>
-            </w:r>
-            <w:r>
-              <w:t>6</w:t>
-            </w:r>
-            <w:r>
-              <w:t>), 4.</w:t>
-            </w:r>
-            <w:r>
-              <w:t>7</w:t>
-            </w:r>
-            <w:r>
-              <w:t>.x (PG 16.</w:t>
-            </w:r>
-            <w:r>
-              <w:t>10</w:t>
-            </w:r>
-            <w:r>
-              <w:t>)</w:t>
+              <w:t>5.3.x (PG 17.6), 4.7.x (PG 16.10)</w:t>
             </w:r>
           </w:p>
         </w:tc>

--- a/BabelfishCompass_UserGuide.docx
+++ b/BabelfishCompass_UserGuide.docx
@@ -5866,7 +5866,19 @@
               <w:rPr>
                 <w:bCs/>
               </w:rPr>
-              <w:t>2026-01</w:t>
+              <w:t>2025</w:t>
+            </w:r>
+            <w:r>
+              <w:rPr>
+                <w:bCs/>
+              </w:rPr>
+              <w:t>-</w:t>
+            </w:r>
+            <w:r>
+              <w:rPr>
+                <w:bCs/>
+              </w:rPr>
+              <w:t>12</w:t>
             </w:r>
           </w:p>
         </w:tc>

--- a/BabelfishCompass_UserGuide.docx
+++ b/BabelfishCompass_UserGuide.docx
@@ -5846,6 +5846,46 @@
             </w:r>
             <w:r>
               <w:t xml:space="preserve">) </w:t>
+            </w:r>
+          </w:p>
+        </w:tc>
+      </w:tr>
+      <w:tr>
+        <w:tc>
+          <w:tcPr>
+            <w:tcW w:w="3397" w:type="dxa"/>
+          </w:tcPr>
+          <w:p>
+            <w:pPr>
+              <w:pStyle w:val="BodyText"/>
+              <w:rPr>
+                <w:bCs/>
+              </w:rPr>
+            </w:pPr>
+            <w:r>
+              <w:rPr>
+                <w:bCs/>
+              </w:rPr>
+              <w:t>2026-03</w:t>
+            </w:r>
+          </w:p>
+        </w:tc>
+        <w:tc>
+          <w:tcPr>
+            <w:tcW w:w="6237" w:type="dxa"/>
+          </w:tcPr>
+          <w:p>
+            <w:pPr>
+              <w:pStyle w:val="BodyText"/>
+              <w:rPr>
+                <w:bCs/>
+              </w:rPr>
+            </w:pPr>
+            <w:r>
+              <w:rPr>
+                <w:bCs/>
+              </w:rPr>
+              <w:t>6.0.x (PG 18.2), 5.5.x (PG 17.8)</w:t>
             </w:r>
           </w:p>
         </w:tc>
@@ -6388,6 +6428,7 @@
               <w:pStyle w:val="BodyText"/>
             </w:pPr>
             <w:r>
+              <w:lastRenderedPageBreak/>
               <w:t xml:space="preserve">1.2 </w:t>
             </w:r>
             <w:r>
@@ -6422,7 +6463,6 @@
               <w:pStyle w:val="BodyText"/>
             </w:pPr>
             <w:r>
-              <w:lastRenderedPageBreak/>
               <w:t>1.0, 1.1</w:t>
             </w:r>
           </w:p>

--- a/BabelfishCompass_UserGuide.docx
+++ b/BabelfishCompass_UserGuide.docx
@@ -5866,7 +5866,13 @@
               <w:rPr>
                 <w:bCs/>
               </w:rPr>
-              <w:t>2026-03</w:t>
+              <w:t>2026-0</w:t>
+            </w:r>
+            <w:r>
+              <w:rPr>
+                <w:bCs/>
+              </w:rPr>
+              <w:t>4</w:t>
             </w:r>
           </w:p>
         </w:tc>
@@ -5885,7 +5891,19 @@
               <w:rPr>
                 <w:bCs/>
               </w:rPr>
-              <w:t>6.0.x (PG 18.2), 5.5.x (PG 17.8)</w:t>
+              <w:t>5.5.x (PG 17.</w:t>
+            </w:r>
+            <w:r>
+              <w:rPr>
+                <w:bCs/>
+              </w:rPr>
+              <w:t>9</w:t>
+            </w:r>
+            <w:r>
+              <w:rPr>
+                <w:bCs/>
+              </w:rPr>
+              <w:t>)</w:t>
             </w:r>
           </w:p>
         </w:tc>

--- a/BabelfishCompass_UserGuide.docx
+++ b/BabelfishCompass_UserGuide.docx
@@ -5846,6 +5846,64 @@
             </w:r>
             <w:r>
               <w:t xml:space="preserve">) </w:t>
+            </w:r>
+          </w:p>
+        </w:tc>
+      </w:tr>
+      <w:tr>
+        <w:tc>
+          <w:tcPr>
+            <w:tcW w:w="3397" w:type="dxa"/>
+          </w:tcPr>
+          <w:p>
+            <w:pPr>
+              <w:pStyle w:val="BodyText"/>
+              <w:rPr>
+                <w:bCs/>
+              </w:rPr>
+            </w:pPr>
+            <w:r>
+              <w:rPr>
+                <w:bCs/>
+              </w:rPr>
+              <w:t>2026-0</w:t>
+            </w:r>
+            <w:r>
+              <w:rPr>
+                <w:bCs/>
+              </w:rPr>
+              <w:t>4</w:t>
+            </w:r>
+          </w:p>
+        </w:tc>
+        <w:tc>
+          <w:tcPr>
+            <w:tcW w:w="6237" w:type="dxa"/>
+          </w:tcPr>
+          <w:p>
+            <w:pPr>
+              <w:pStyle w:val="BodyText"/>
+              <w:rPr>
+                <w:bCs/>
+              </w:rPr>
+            </w:pPr>
+            <w:r>
+              <w:rPr>
+                <w:bCs/>
+              </w:rPr>
+              <w:t>5.5.x (PG 17.</w:t>
+            </w:r>
+            <w:r>
+              <w:rPr>
+                <w:bCs/>
+              </w:rPr>
+              <w:t>9</w:t>
+            </w:r>
+            <w:r>
+              <w:rPr>
+                <w:bCs/>
+              </w:rPr>
+              <w:t>)</w:t>
             </w:r>
           </w:p>
         </w:tc>
@@ -6388,6 +6446,7 @@
               <w:pStyle w:val="BodyText"/>
             </w:pPr>
             <w:r>
+              <w:lastRenderedPageBreak/>
               <w:t xml:space="preserve">1.2 </w:t>
             </w:r>
             <w:r>
@@ -6422,7 +6481,6 @@
               <w:pStyle w:val="BodyText"/>
             </w:pPr>
             <w:r>
-              <w:lastRenderedPageBreak/>
               <w:t>1.0, 1.1</w:t>
             </w:r>
           </w:p>

--- a/BabelfishCompass_UserGuide.docx
+++ b/BabelfishCompass_UserGuide.docx
@@ -5846,6 +5846,52 @@
             </w:r>
             <w:r>
               <w:t xml:space="preserve">) </w:t>
+            </w:r>
+          </w:p>
+        </w:tc>
+      </w:tr>
+      <w:tr>
+        <w:tc>
+          <w:tcPr>
+            <w:tcW w:w="3397" w:type="dxa"/>
+          </w:tcPr>
+          <w:p>
+            <w:pPr>
+              <w:pStyle w:val="BodyText"/>
+              <w:rPr>
+                <w:bCs/>
+              </w:rPr>
+            </w:pPr>
+            <w:r>
+              <w:rPr>
+                <w:bCs/>
+              </w:rPr>
+              <w:t>2026-0</w:t>
+            </w:r>
+            <w:r>
+              <w:rPr>
+                <w:bCs/>
+              </w:rPr>
+              <w:t>5</w:t>
+            </w:r>
+          </w:p>
+        </w:tc>
+        <w:tc>
+          <w:tcPr>
+            <w:tcW w:w="6237" w:type="dxa"/>
+          </w:tcPr>
+          <w:p>
+            <w:pPr>
+              <w:pStyle w:val="BodyText"/>
+              <w:rPr>
+                <w:bCs/>
+              </w:rPr>
+            </w:pPr>
+            <w:r>
+              <w:rPr>
+                <w:bCs/>
+              </w:rPr>
+              <w:t>6.0.x (PG 18.3)</w:t>
             </w:r>
           </w:p>
         </w:tc>
@@ -6418,6 +6464,7 @@
               <w:pStyle w:val="BodyText"/>
             </w:pPr>
             <w:r>
+              <w:lastRenderedPageBreak/>
               <w:t>2022-02</w:t>
             </w:r>
           </w:p>
@@ -6446,7 +6493,6 @@
               <w:pStyle w:val="BodyText"/>
             </w:pPr>
             <w:r>
-              <w:lastRenderedPageBreak/>
               <w:t xml:space="preserve">1.2 </w:t>
             </w:r>
             <w:r>
@@ -7065,6 +7111,7 @@
         </w:numPr>
       </w:pPr>
       <w:r>
+        <w:lastRenderedPageBreak/>
         <w:t xml:space="preserve">Unzip </w:t>
       </w:r>
       <w:r>
@@ -7119,7 +7166,6 @@
         </w:numPr>
       </w:pPr>
       <w:r>
-        <w:lastRenderedPageBreak/>
         <w:t xml:space="preserve">Do not install </w:t>
       </w:r>
       <w:proofErr w:type="spellStart"/>
@@ -7920,6 +7966,7 @@
         <w:pStyle w:val="BodyText"/>
       </w:pPr>
       <w:r>
+        <w:lastRenderedPageBreak/>
         <w:t>Then</w:t>
       </w:r>
       <w:r>
@@ -7976,7 +8023,6 @@
       </w:pPr>
       <w:proofErr w:type="spellStart"/>
       <w:r>
-        <w:lastRenderedPageBreak/>
         <w:t>Babelfish</w:t>
       </w:r>
       <w:proofErr w:type="spellEnd"/>
@@ -8757,6 +8803,7 @@
         <w:pStyle w:val="BodyText"/>
       </w:pPr>
       <w:r>
+        <w:lastRenderedPageBreak/>
         <w:t>This</w:t>
       </w:r>
       <w:r>
@@ -8796,7 +8843,6 @@
         <w:pStyle w:val="BodyText"/>
       </w:pPr>
       <w:r>
-        <w:lastRenderedPageBreak/>
         <w:t xml:space="preserve">When </w:t>
       </w:r>
       <w:r>
@@ -9561,6 +9607,7 @@
           <w:b/>
           <w:bCs/>
         </w:rPr>
+        <w:lastRenderedPageBreak/>
         <w:t>BabelfishCompass</w:t>
       </w:r>
       <w:proofErr w:type="spellEnd"/>
@@ -9636,7 +9683,6 @@
         <w:pStyle w:val="BodyText"/>
       </w:pPr>
       <w:r>
-        <w:lastRenderedPageBreak/>
         <w:t xml:space="preserve">When </w:t>
       </w:r>
       <w:r>
@@ -22357,7 +22403,15 @@
         <w:t xml:space="preserve">calculation of weeks/days </w:t>
       </w:r>
       <w:r>
-        <w:t xml:space="preserve">is intended to provide a rough real-life, order-of-magnitude indication of the level of human effort required. Please note that this number is derived from the user's own effort estimate definitions. Compass is not providing such estimates itself. Interpreting and validating these effort numbers are the exclusive responsibility of the Compass user. </w:t>
+        <w:t xml:space="preserve">is intended to provide a rough real-life, order-of-magnitude indication of the level of human effort required. Please note that this number is derived from the user's own effort estimate definitions. Compass is not providing such estimates itself. Interpreting and validating </w:t>
+      </w:r>
+      <w:proofErr w:type="gramStart"/>
+      <w:r>
+        <w:t>these effort</w:t>
+      </w:r>
+      <w:proofErr w:type="gramEnd"/>
+      <w:r>
+        <w:t xml:space="preserve"> numbers are the exclusive responsibility of the Compass user. </w:t>
       </w:r>
       <w:r>
         <w:br/>
@@ -25076,6 +25130,7 @@
           <w:bCs/>
         </w:rPr>
       </w:pPr>
+      <w:proofErr w:type="gramStart"/>
       <w:r>
         <w:rPr>
           <w:b/>
@@ -25083,6 +25138,7 @@
         </w:rPr>
         <w:t>);</w:t>
       </w:r>
+      <w:proofErr w:type="gramEnd"/>
     </w:p>
     <w:p>
       <w:pPr>
@@ -33766,7 +33822,15 @@
       </w:r>
       <w:proofErr w:type="spellEnd"/>
       <w:r>
-        <w:t xml:space="preserve"> works best when Compass is located close to the SQL Server from a network proximity perspective, since the process requires many client/server round trips.</w:t>
+        <w:t xml:space="preserve"> works best when Compass is located close to the SQL Server from a network proximity perspective, since the process requires many client/</w:t>
+      </w:r>
+      <w:proofErr w:type="gramStart"/>
+      <w:r>
+        <w:t>server</w:t>
+      </w:r>
+      <w:proofErr w:type="gramEnd"/>
+      <w:r>
+        <w:t xml:space="preserve"> round trips.</w:t>
       </w:r>
     </w:p>
     <w:p>

--- a/BabelfishCompass_UserGuide.docx
+++ b/BabelfishCompass_UserGuide.docx
@@ -5872,7 +5872,7 @@
               <w:rPr>
                 <w:bCs/>
               </w:rPr>
-              <w:t>6</w:t>
+              <w:t>7</w:t>
             </w:r>
           </w:p>
         </w:tc>
@@ -5887,18 +5887,6 @@
                 <w:bCs/>
               </w:rPr>
             </w:pPr>
-            <w:r>
-              <w:rPr>
-                <w:bCs/>
-              </w:rPr>
-              <w:t>6.0.x (PG 18.3)</w:t>
-            </w:r>
-            <w:r>
-              <w:rPr>
-                <w:bCs/>
-              </w:rPr>
-              <w:t xml:space="preserve">, </w:t>
-            </w:r>
             <w:r>
               <w:rPr>
                 <w:bCs/>
@@ -5933,37 +5921,53 @@
               <w:rPr>
                 <w:bCs/>
               </w:rPr>
-              <w:t xml:space="preserve">, </w:t>
+              <w:t>, 6.1.x (PG 18.4)</w:t>
+            </w:r>
+          </w:p>
+        </w:tc>
+      </w:tr>
+      <w:tr>
+        <w:tc>
+          <w:tcPr>
+            <w:tcW w:w="3397" w:type="dxa"/>
+          </w:tcPr>
+          <w:p>
+            <w:pPr>
+              <w:pStyle w:val="BodyText"/>
+              <w:rPr>
+                <w:bCs/>
+              </w:rPr>
+            </w:pPr>
+            <w:r>
+              <w:rPr>
+                <w:bCs/>
+              </w:rPr>
+              <w:t>2026-0</w:t>
             </w:r>
             <w:r>
               <w:rPr>
                 <w:bCs/>
               </w:rPr>
-              <w:t>6.</w:t>
+              <w:t>6</w:t>
             </w:r>
+          </w:p>
+        </w:tc>
+        <w:tc>
+          <w:tcPr>
+            <w:tcW w:w="6237" w:type="dxa"/>
+          </w:tcPr>
+          <w:p>
+            <w:pPr>
+              <w:pStyle w:val="BodyText"/>
+              <w:rPr>
+                <w:bCs/>
+              </w:rPr>
+            </w:pPr>
             <w:r>
               <w:rPr>
                 <w:bCs/>
               </w:rPr>
-              <w:t>1</w:t>
-            </w:r>
-            <w:r>
-              <w:rPr>
-                <w:bCs/>
-              </w:rPr>
-              <w:t>.x (PG 18.</w:t>
-            </w:r>
-            <w:r>
-              <w:rPr>
-                <w:bCs/>
-              </w:rPr>
-              <w:t>4</w:t>
-            </w:r>
-            <w:r>
-              <w:rPr>
-                <w:bCs/>
-              </w:rPr>
-              <w:t>)</w:t>
+              <w:t>6.0.x (PG 18.3)</w:t>
             </w:r>
           </w:p>
         </w:tc>
@@ -6508,6 +6512,7 @@
               <w:pStyle w:val="BodyText"/>
             </w:pPr>
             <w:r>
+              <w:lastRenderedPageBreak/>
               <w:t>2022-03, 2022-04</w:t>
             </w:r>
           </w:p>
@@ -6536,7 +6541,6 @@
               <w:pStyle w:val="BodyText"/>
             </w:pPr>
             <w:r>
-              <w:lastRenderedPageBreak/>
               <w:t>2022-02</w:t>
             </w:r>
           </w:p>

--- a/BabelfishCompass_UserGuide.docx
+++ b/BabelfishCompass_UserGuide.docx
@@ -1,6 +1,6 @@
 
 <file path=word/document.xml><?xml version="1.0" encoding="utf-8"?>
-<w:document xmlns:wpc="http://schemas.microsoft.com/office/word/2010/wordprocessingCanvas" xmlns:cx="http://schemas.microsoft.com/office/drawing/2014/chartex" xmlns:cx1="http://schemas.microsoft.com/office/drawing/2015/9/8/chartex" xmlns:cx2="http://schemas.microsoft.com/office/drawing/2015/10/21/chartex" xmlns:cx3="http://schemas.microsoft.com/office/drawing/2016/5/9/chartex" xmlns:cx4="http://schemas.microsoft.com/office/drawing/2016/5/10/chartex" xmlns:cx5="http://schemas.microsoft.com/office/drawing/2016/5/11/chartex" xmlns:cx6="http://schemas.microsoft.com/office/drawing/2016/5/12/chartex" xmlns:cx7="http://schemas.microsoft.com/office/drawing/2016/5/13/chartex" xmlns:cx8="http://schemas.microsoft.com/office/drawing/2016/5/14/chartex" xmlns:mc="http://schemas.openxmlformats.org/markup-compatibility/2006" xmlns:aink="http://schemas.microsoft.com/office/drawing/2016/ink" xmlns:am3d="http://schemas.microsoft.com/office/drawing/2017/model3d" xmlns:o="urn:schemas-microsoft-com:office:office" xmlns:oel="http://schemas.microsoft.com/office/2019/extlst" xmlns:r="http://schemas.openxmlformats.org/officeDocument/2006/relationships" xmlns:m="http://schemas.openxmlformats.org/officeDocument/2006/math" xmlns:v="urn:schemas-microsoft-com:vml" xmlns:wp14="http://schemas.microsoft.com/office/word/2010/wordprocessingDrawing" xmlns:wp="http://schemas.openxmlformats.org/drawingml/2006/wordprocessingDrawing" xmlns:w10="urn:schemas-microsoft-com:office:word" xmlns:w="http://schemas.openxmlformats.org/wordprocessingml/2006/main" xmlns:w14="http://schemas.microsoft.com/office/word/2010/wordml" xmlns:w15="http://schemas.microsoft.com/office/word/2012/wordml" xmlns:w16cex="http://schemas.microsoft.com/office/word/2018/wordml/cex" xmlns:w16cid="http://schemas.microsoft.com/office/word/2016/wordml/cid" xmlns:w16="http://schemas.microsoft.com/office/word/2018/wordml" xmlns:w16du="http://schemas.microsoft.com/office/word/2023/wordml/word16du" xmlns:w16sdtdh="http://schemas.microsoft.com/office/word/2020/wordml/sdtdatahash" xmlns:w16sdtfl="http://schemas.microsoft.com/office/word/2024/wordml/sdtformatlock" xmlns:w16se="http://schemas.microsoft.com/office/word/2015/wordml/symex" xmlns:wpg="http://schemas.microsoft.com/office/word/2010/wordprocessingGroup" xmlns:wpi="http://schemas.microsoft.com/office/word/2010/wordprocessingInk" xmlns:wne="http://schemas.microsoft.com/office/word/2006/wordml" xmlns:wps="http://schemas.microsoft.com/office/word/2010/wordprocessingShape" mc:Ignorable="w14 w15 w16se w16cid w16 w16cex w16sdtdh w16sdtfl w16du wp14">
+<w:document xmlns:wpc="http://schemas.microsoft.com/office/word/2010/wordprocessingCanvas" xmlns:cx="http://schemas.microsoft.com/office/drawing/2014/chartex" xmlns:cx1="http://schemas.microsoft.com/office/drawing/2015/9/8/chartex" xmlns:cx2="http://schemas.microsoft.com/office/drawing/2015/10/21/chartex" xmlns:cx3="http://schemas.microsoft.com/office/drawing/2016/5/9/chartex" xmlns:cx4="http://schemas.microsoft.com/office/drawing/2016/5/10/chartex" xmlns:cx5="http://schemas.microsoft.com/office/drawing/2016/5/11/chartex" xmlns:cx6="http://schemas.microsoft.com/office/drawing/2016/5/12/chartex" xmlns:cx7="http://schemas.microsoft.com/office/drawing/2016/5/13/chartex" xmlns:cx8="http://schemas.microsoft.com/office/drawing/2016/5/14/chartex" xmlns:mc="http://schemas.openxmlformats.org/markup-compatibility/2006" xmlns:m="http://schemas.openxmlformats.org/officeDocument/2006/math" xmlns:aink="http://schemas.microsoft.com/office/drawing/2016/ink" xmlns:am3d="http://schemas.microsoft.com/office/drawing/2017/model3d" xmlns:oel="http://schemas.microsoft.com/office/2019/extlst" xmlns:r="http://schemas.openxmlformats.org/officeDocument/2006/relationships" xmlns:wp14="http://schemas.microsoft.com/office/word/2010/wordprocessingDrawing" xmlns:wp="http://schemas.openxmlformats.org/drawingml/2006/wordprocessingDrawing" xmlns:wpg="http://schemas.microsoft.com/office/word/2010/wordprocessingGroup" xmlns:wpi="http://schemas.microsoft.com/office/word/2010/wordprocessingInk" xmlns:wps="http://schemas.microsoft.com/office/word/2010/wordprocessingShape" xmlns:o="urn:schemas-microsoft-com:office:office" xmlns:v="urn:schemas-microsoft-com:vml" xmlns:w10="urn:schemas-microsoft-com:office:word" xmlns:w="http://schemas.openxmlformats.org/wordprocessingml/2006/main" xmlns:w14="http://schemas.microsoft.com/office/word/2010/wordml" xmlns:w15="http://schemas.microsoft.com/office/word/2012/wordml" xmlns:w16cei="http://schemas.microsoft.com/office/word/2026/wordml/cei" xmlns:w16cex="http://schemas.microsoft.com/office/word/2018/wordml/cex" xmlns:w16cid="http://schemas.microsoft.com/office/word/2016/wordml/cid" xmlns:w16="http://schemas.microsoft.com/office/word/2018/wordml" xmlns:w16sdtdh="http://schemas.microsoft.com/office/word/2020/wordml/sdtdatahash" xmlns:w16sdtfl="http://schemas.microsoft.com/office/word/2024/wordml/sdtformatlock" xmlns:w16se="http://schemas.microsoft.com/office/word/2015/wordml/symex" xmlns:w16du="http://schemas.microsoft.com/office/word/2023/wordml/word16du" xmlns:wne="http://schemas.microsoft.com/office/word/2006/wordml" mc:Ignorable="w14 w15 w16se w16cid w16 w16cex w16sdtdh w16sdtfl w16du wp14">
   <w:body>
     <w:p>
       <w:pPr>
@@ -5846,6 +5846,106 @@
             </w:r>
             <w:r>
               <w:t xml:space="preserve">) </w:t>
+            </w:r>
+          </w:p>
+        </w:tc>
+      </w:tr>
+      <w:tr>
+        <w:tc>
+          <w:tcPr>
+            <w:tcW w:w="3397" w:type="dxa"/>
+          </w:tcPr>
+          <w:p>
+            <w:pPr>
+              <w:pStyle w:val="BodyText"/>
+              <w:rPr>
+                <w:bCs/>
+              </w:rPr>
+            </w:pPr>
+            <w:r>
+              <w:rPr>
+                <w:bCs/>
+              </w:rPr>
+              <w:t>2026-09</w:t>
+            </w:r>
+          </w:p>
+        </w:tc>
+        <w:tc>
+          <w:tcPr>
+            <w:tcW w:w="6237" w:type="dxa"/>
+          </w:tcPr>
+          <w:p>
+            <w:pPr>
+              <w:pStyle w:val="BodyText"/>
+              <w:rPr>
+                <w:bCs/>
+              </w:rPr>
+            </w:pPr>
+            <w:r>
+              <w:rPr>
+                <w:bCs/>
+              </w:rPr>
+              <w:t>5.</w:t>
+            </w:r>
+            <w:r>
+              <w:rPr>
+                <w:bCs/>
+              </w:rPr>
+              <w:t>7</w:t>
+            </w:r>
+            <w:r>
+              <w:rPr>
+                <w:bCs/>
+              </w:rPr>
+              <w:t>.x (PG 17.</w:t>
+            </w:r>
+            <w:r>
+              <w:rPr>
+                <w:bCs/>
+              </w:rPr>
+              <w:t>1</w:t>
+            </w:r>
+            <w:r>
+              <w:rPr>
+                <w:bCs/>
+              </w:rPr>
+              <w:t>1</w:t>
+            </w:r>
+            <w:r>
+              <w:rPr>
+                <w:bCs/>
+              </w:rPr>
+              <w:t>)</w:t>
+            </w:r>
+            <w:r>
+              <w:rPr>
+                <w:bCs/>
+              </w:rPr>
+              <w:t>, 6.</w:t>
+            </w:r>
+            <w:r>
+              <w:rPr>
+                <w:bCs/>
+              </w:rPr>
+              <w:t>2</w:t>
+            </w:r>
+            <w:r>
+              <w:rPr>
+                <w:bCs/>
+              </w:rPr>
+              <w:t>.x (PG 18.</w:t>
+            </w:r>
+            <w:r>
+              <w:rPr>
+                <w:bCs/>
+              </w:rPr>
+              <w:t>5</w:t>
+            </w:r>
+            <w:r>
+              <w:rPr>
+                <w:bCs/>
+              </w:rPr>
+              <w:t>)</w:t>
             </w:r>
           </w:p>
         </w:tc>
@@ -6484,6 +6584,7 @@
               <w:pStyle w:val="BodyText"/>
             </w:pPr>
             <w:r>
+              <w:lastRenderedPageBreak/>
               <w:t>2022-07, 2022-06[-a]</w:t>
             </w:r>
           </w:p>
@@ -6512,7 +6613,6 @@
               <w:pStyle w:val="BodyText"/>
             </w:pPr>
             <w:r>
-              <w:lastRenderedPageBreak/>
               <w:t>2022-03, 2022-04</w:t>
             </w:r>
           </w:p>
@@ -7155,6 +7255,7 @@
         </w:numPr>
       </w:pPr>
       <w:r>
+        <w:lastRenderedPageBreak/>
         <w:t xml:space="preserve">Download the </w:t>
       </w:r>
       <w:bookmarkStart w:id="7" w:name="_Hlk85581432"/>
@@ -7187,7 +7288,6 @@
         </w:numPr>
       </w:pPr>
       <w:r>
-        <w:lastRenderedPageBreak/>
         <w:t xml:space="preserve">Unzip </w:t>
       </w:r>
       <w:r>
@@ -7989,6 +8089,7 @@
           <w:b/>
           <w:bCs/>
         </w:rPr>
+        <w:lastRenderedPageBreak/>
         <w:t>C:\BabelfishCompass</w:t>
       </w:r>
       <w:proofErr w:type="gramStart"/>
@@ -8042,7 +8143,6 @@
         <w:pStyle w:val="BodyText"/>
       </w:pPr>
       <w:r>
-        <w:lastRenderedPageBreak/>
         <w:t>Then</w:t>
       </w:r>
       <w:r>
@@ -8787,6 +8887,7 @@
         <w:rPr>
           <w:b/>
         </w:rPr>
+        <w:lastRenderedPageBreak/>
         <w:t>$</w:t>
       </w:r>
       <w:r>
@@ -8879,7 +8980,6 @@
         <w:pStyle w:val="BodyText"/>
       </w:pPr>
       <w:r>
-        <w:lastRenderedPageBreak/>
         <w:t>This</w:t>
       </w:r>
       <w:r>
@@ -9610,6 +9710,7 @@
         </w:rPr>
       </w:pPr>
       <w:r>
+        <w:lastRenderedPageBreak/>
         <w:br/>
       </w:r>
       <w:r>
@@ -9683,7 +9784,6 @@
           <w:b/>
           <w:bCs/>
         </w:rPr>
-        <w:lastRenderedPageBreak/>
         <w:t>BabelfishCompass</w:t>
       </w:r>
       <w:proofErr w:type="spellEnd"/>
@@ -10538,7 +10638,6 @@
       <w:bookmarkEnd w:id="17"/>
       <w:bookmarkEnd w:id="18"/>
       <w:r>
-        <w:lastRenderedPageBreak/>
         <w:t>Command-line options</w:t>
       </w:r>
       <w:bookmarkEnd w:id="19"/>
@@ -11359,6 +11458,7 @@
         <w:rPr>
           <w:b/>
         </w:rPr>
+        <w:lastRenderedPageBreak/>
         <w:t>-</w:t>
       </w:r>
       <w:proofErr w:type="spellStart"/>
@@ -12155,6 +12255,7 @@
         <w:rPr>
           <w:b/>
         </w:rPr>
+        <w:lastRenderedPageBreak/>
         <w:t>xref</w:t>
       </w:r>
       <w:proofErr w:type="spellEnd"/>
@@ -12208,11 +12309,7 @@
         <w:t>status=all</w:t>
       </w:r>
       <w:r>
-        <w:t xml:space="preserve">), may become very large and may take longer to load in your </w:t>
-      </w:r>
-      <w:r>
-        <w:lastRenderedPageBreak/>
-        <w:t xml:space="preserve">browser. For this reason, the </w:t>
+        <w:t xml:space="preserve">), may become very large and may take longer to load in your browser. For this reason, the </w:t>
       </w:r>
       <w:proofErr w:type="spellStart"/>
       <w:r>
@@ -12686,6 +12783,7 @@
         <w:rPr>
           <w:b/>
         </w:rPr>
+        <w:lastRenderedPageBreak/>
         <w:t>apps</w:t>
       </w:r>
       <w:r>
@@ -12742,7 +12840,6 @@
           <w:b/>
           <w:bCs/>
         </w:rPr>
-        <w:lastRenderedPageBreak/>
         <w:t>SOUNDEX() :</w:t>
       </w:r>
       <w:proofErr w:type="gramEnd"/>
@@ -13495,6 +13592,7 @@
         <w:rPr>
           <w:b/>
         </w:rPr>
+        <w:lastRenderedPageBreak/>
         <w:t>-</w:t>
       </w:r>
       <w:proofErr w:type="gramStart"/>
@@ -13635,7 +13733,6 @@
         <w:rPr>
           <w:b/>
         </w:rPr>
-        <w:lastRenderedPageBreak/>
         <w:t>-</w:t>
       </w:r>
       <w:proofErr w:type="spellStart"/>
@@ -14420,7 +14517,6 @@
         <w:pStyle w:val="BodyText"/>
       </w:pPr>
       <w:r>
-        <w:lastRenderedPageBreak/>
         <w:t xml:space="preserve">Re-run </w:t>
       </w:r>
       <w:r>
@@ -15436,6 +15532,7 @@
         </w:numPr>
       </w:pPr>
       <w:r>
+        <w:lastRenderedPageBreak/>
         <w:t xml:space="preserve">When not specifying the </w:t>
       </w:r>
       <w:r>
@@ -15535,11 +15632,7 @@
         <w:t>rewritten</w:t>
       </w:r>
       <w:r>
-        <w:t xml:space="preserve"> in the report directory, containing a copy of the original SQL source file in which specific features </w:t>
-      </w:r>
-      <w:r>
-        <w:lastRenderedPageBreak/>
-        <w:t>have been rewritten</w:t>
+        <w:t xml:space="preserve"> in the report directory, containing a copy of the original SQL source file in which specific features have been rewritten</w:t>
       </w:r>
       <w:r>
         <w:t xml:space="preserve"> (if nothing is rewritten, no copy will be created in </w:t>
@@ -24190,15 +24283,7 @@
         <w:t>you</w:t>
       </w:r>
       <w:r>
-        <w:t xml:space="preserve"> could write a SQL-based application that assigns different weights to different non-supported features, thus calculating a more realistic compatibility percentage </w:t>
-      </w:r>
-      <w:proofErr w:type="gramStart"/>
-      <w:r>
-        <w:t>on the basis of</w:t>
-      </w:r>
-      <w:proofErr w:type="gramEnd"/>
-      <w:r>
-        <w:t xml:space="preserve"> the captured items that were loaded with </w:t>
+        <w:t xml:space="preserve"> could write a SQL-based application that assigns different weights to different non-supported features, thus calculating a more realistic compatibility percentage on the basis of the captured items that were loaded with </w:t>
       </w:r>
       <w:r>
         <w:rPr>
@@ -33890,15 +33975,7 @@
       </w:r>
       <w:proofErr w:type="spellEnd"/>
       <w:r>
-        <w:t xml:space="preserve"> works best when Compass is located close to the SQL Server from a network proximity perspective, since the process requires many client/</w:t>
-      </w:r>
-      <w:proofErr w:type="gramStart"/>
-      <w:r>
-        <w:t>server</w:t>
-      </w:r>
-      <w:proofErr w:type="gramEnd"/>
-      <w:r>
-        <w:t xml:space="preserve"> round trips.</w:t>
+        <w:t xml:space="preserve"> works best when Compass is located close to the SQL Server from a network proximity perspective, since the process requires many client/server round trips.</w:t>
       </w:r>
     </w:p>
     <w:p>
@@ -37924,7 +38001,7 @@
 </file>
 
 <file path=word/endnotes.xml><?xml version="1.0" encoding="utf-8"?>
-<w:endnotes xmlns:wpc="http://schemas.microsoft.com/office/word/2010/wordprocessingCanvas" xmlns:cx="http://schemas.microsoft.com/office/drawing/2014/chartex" xmlns:cx1="http://schemas.microsoft.com/office/drawing/2015/9/8/chartex" xmlns:cx2="http://schemas.microsoft.com/office/drawing/2015/10/21/chartex" xmlns:cx3="http://schemas.microsoft.com/office/drawing/2016/5/9/chartex" xmlns:cx4="http://schemas.microsoft.com/office/drawing/2016/5/10/chartex" xmlns:cx5="http://schemas.microsoft.com/office/drawing/2016/5/11/chartex" xmlns:cx6="http://schemas.microsoft.com/office/drawing/2016/5/12/chartex" xmlns:cx7="http://schemas.microsoft.com/office/drawing/2016/5/13/chartex" xmlns:cx8="http://schemas.microsoft.com/office/drawing/2016/5/14/chartex" xmlns:mc="http://schemas.openxmlformats.org/markup-compatibility/2006" xmlns:aink="http://schemas.microsoft.com/office/drawing/2016/ink" xmlns:am3d="http://schemas.microsoft.com/office/drawing/2017/model3d" xmlns:o="urn:schemas-microsoft-com:office:office" xmlns:oel="http://schemas.microsoft.com/office/2019/extlst" xmlns:r="http://schemas.openxmlformats.org/officeDocument/2006/relationships" xmlns:m="http://schemas.openxmlformats.org/officeDocument/2006/math" xmlns:v="urn:schemas-microsoft-com:vml" xmlns:wp14="http://schemas.microsoft.com/office/word/2010/wordprocessingDrawing" xmlns:wp="http://schemas.openxmlformats.org/drawingml/2006/wordprocessingDrawing" xmlns:w10="urn:schemas-microsoft-com:office:word" xmlns:w="http://schemas.openxmlformats.org/wordprocessingml/2006/main" xmlns:w14="http://schemas.microsoft.com/office/word/2010/wordml" xmlns:w15="http://schemas.microsoft.com/office/word/2012/wordml" xmlns:w16cex="http://schemas.microsoft.com/office/word/2018/wordml/cex" xmlns:w16cid="http://schemas.microsoft.com/office/word/2016/wordml/cid" xmlns:w16="http://schemas.microsoft.com/office/word/2018/wordml" xmlns:w16du="http://schemas.microsoft.com/office/word/2023/wordml/word16du" xmlns:w16sdtdh="http://schemas.microsoft.com/office/word/2020/wordml/sdtdatahash" xmlns:w16sdtfl="http://schemas.microsoft.com/office/word/2024/wordml/sdtformatlock" xmlns:w16se="http://schemas.microsoft.com/office/word/2015/wordml/symex" xmlns:wpg="http://schemas.microsoft.com/office/word/2010/wordprocessingGroup" xmlns:wpi="http://schemas.microsoft.com/office/word/2010/wordprocessingInk" xmlns:wne="http://schemas.microsoft.com/office/word/2006/wordml" xmlns:wps="http://schemas.microsoft.com/office/word/2010/wordprocessingShape" mc:Ignorable="w14 w15 w16se w16cid w16 w16cex w16sdtdh w16sdtfl w16du wp14">
+<w:endnotes xmlns:wpc="http://schemas.microsoft.com/office/word/2010/wordprocessingCanvas" xmlns:cx="http://schemas.microsoft.com/office/drawing/2014/chartex" xmlns:cx1="http://schemas.microsoft.com/office/drawing/2015/9/8/chartex" xmlns:cx2="http://schemas.microsoft.com/office/drawing/2015/10/21/chartex" xmlns:cx3="http://schemas.microsoft.com/office/drawing/2016/5/9/chartex" xmlns:cx4="http://schemas.microsoft.com/office/drawing/2016/5/10/chartex" xmlns:cx5="http://schemas.microsoft.com/office/drawing/2016/5/11/chartex" xmlns:cx6="http://schemas.microsoft.com/office/drawing/2016/5/12/chartex" xmlns:cx7="http://schemas.microsoft.com/office/drawing/2016/5/13/chartex" xmlns:cx8="http://schemas.microsoft.com/office/drawing/2016/5/14/chartex" xmlns:mc="http://schemas.openxmlformats.org/markup-compatibility/2006" xmlns:m="http://schemas.openxmlformats.org/officeDocument/2006/math" xmlns:aink="http://schemas.microsoft.com/office/drawing/2016/ink" xmlns:am3d="http://schemas.microsoft.com/office/drawing/2017/model3d" xmlns:oel="http://schemas.microsoft.com/office/2019/extlst" xmlns:r="http://schemas.openxmlformats.org/officeDocument/2006/relationships" xmlns:wp14="http://schemas.microsoft.com/office/word/2010/wordprocessingDrawing" xmlns:wp="http://schemas.openxmlformats.org/drawingml/2006/wordprocessingDrawing" xmlns:wpg="http://schemas.microsoft.com/office/word/2010/wordprocessingGroup" xmlns:wpi="http://schemas.microsoft.com/office/word/2010/wordprocessingInk" xmlns:wps="http://schemas.microsoft.com/office/word/2010/wordprocessingShape" xmlns:o="urn:schemas-microsoft-com:office:office" xmlns:v="urn:schemas-microsoft-com:vml" xmlns:w10="urn:schemas-microsoft-com:office:word" xmlns:w="http://schemas.openxmlformats.org/wordprocessingml/2006/main" xmlns:w14="http://schemas.microsoft.com/office/word/2010/wordml" xmlns:w15="http://schemas.microsoft.com/office/word/2012/wordml" xmlns:w16cei="http://schemas.microsoft.com/office/word/2026/wordml/cei" xmlns:w16cex="http://schemas.microsoft.com/office/word/2018/wordml/cex" xmlns:w16cid="http://schemas.microsoft.com/office/word/2016/wordml/cid" xmlns:w16="http://schemas.microsoft.com/office/word/2018/wordml" xmlns:w16sdtdh="http://schemas.microsoft.com/office/word/2020/wordml/sdtdatahash" xmlns:w16sdtfl="http://schemas.microsoft.com/office/word/2024/wordml/sdtformatlock" xmlns:w16se="http://schemas.microsoft.com/office/word/2015/wordml/symex" xmlns:w16du="http://schemas.microsoft.com/office/word/2023/wordml/word16du" xmlns:wne="http://schemas.microsoft.com/office/word/2006/wordml" mc:Ignorable="w14 w15 w16se w16cid w16 w16cex w16sdtdh w16sdtfl w16du wp14">
   <w:endnote w:type="separator" w:id="-1">
     <w:p>
       <w:r>
@@ -37943,7 +38020,7 @@
 </file>
 
 <file path=word/footer1.xml><?xml version="1.0" encoding="utf-8"?>
-<w:ftr xmlns:wpc="http://schemas.microsoft.com/office/word/2010/wordprocessingCanvas" xmlns:cx="http://schemas.microsoft.com/office/drawing/2014/chartex" xmlns:cx1="http://schemas.microsoft.com/office/drawing/2015/9/8/chartex" xmlns:cx2="http://schemas.microsoft.com/office/drawing/2015/10/21/chartex" xmlns:cx3="http://schemas.microsoft.com/office/drawing/2016/5/9/chartex" xmlns:cx4="http://schemas.microsoft.com/office/drawing/2016/5/10/chartex" xmlns:cx5="http://schemas.microsoft.com/office/drawing/2016/5/11/chartex" xmlns:cx6="http://schemas.microsoft.com/office/drawing/2016/5/12/chartex" xmlns:cx7="http://schemas.microsoft.com/office/drawing/2016/5/13/chartex" xmlns:cx8="http://schemas.microsoft.com/office/drawing/2016/5/14/chartex" xmlns:mc="http://schemas.openxmlformats.org/markup-compatibility/2006" xmlns:aink="http://schemas.microsoft.com/office/drawing/2016/ink" xmlns:am3d="http://schemas.microsoft.com/office/drawing/2017/model3d" xmlns:o="urn:schemas-microsoft-com:office:office" xmlns:oel="http://schemas.microsoft.com/office/2019/extlst" xmlns:r="http://schemas.openxmlformats.org/officeDocument/2006/relationships" xmlns:m="http://schemas.openxmlformats.org/officeDocument/2006/math" xmlns:v="urn:schemas-microsoft-com:vml" xmlns:wp14="http://schemas.microsoft.com/office/word/2010/wordprocessingDrawing" xmlns:wp="http://schemas.openxmlformats.org/drawingml/2006/wordprocessingDrawing" xmlns:w10="urn:schemas-microsoft-com:office:word" xmlns:w="http://schemas.openxmlformats.org/wordprocessingml/2006/main" xmlns:w14="http://schemas.microsoft.com/office/word/2010/wordml" xmlns:w15="http://schemas.microsoft.com/office/word/2012/wordml" xmlns:w16cex="http://schemas.microsoft.com/office/word/2018/wordml/cex" xmlns:w16cid="http://schemas.microsoft.com/office/word/2016/wordml/cid" xmlns:w16="http://schemas.microsoft.com/office/word/2018/wordml" xmlns:w16du="http://schemas.microsoft.com/office/word/2023/wordml/word16du" xmlns:w16sdtdh="http://schemas.microsoft.com/office/word/2020/wordml/sdtdatahash" xmlns:w16sdtfl="http://schemas.microsoft.com/office/word/2024/wordml/sdtformatlock" xmlns:w16se="http://schemas.microsoft.com/office/word/2015/wordml/symex" xmlns:wpg="http://schemas.microsoft.com/office/word/2010/wordprocessingGroup" xmlns:wpi="http://schemas.microsoft.com/office/word/2010/wordprocessingInk" xmlns:wne="http://schemas.microsoft.com/office/word/2006/wordml" xmlns:wps="http://schemas.microsoft.com/office/word/2010/wordprocessingShape" mc:Ignorable="w14 w15 w16se w16cid w16 w16cex w16sdtdh w16sdtfl w16du wp14">
+<w:ftr xmlns:wpc="http://schemas.microsoft.com/office/word/2010/wordprocessingCanvas" xmlns:cx="http://schemas.microsoft.com/office/drawing/2014/chartex" xmlns:cx1="http://schemas.microsoft.com/office/drawing/2015/9/8/chartex" xmlns:cx2="http://schemas.microsoft.com/office/drawing/2015/10/21/chartex" xmlns:cx3="http://schemas.microsoft.com/office/drawing/2016/5/9/chartex" xmlns:cx4="http://schemas.microsoft.com/office/drawing/2016/5/10/chartex" xmlns:cx5="http://schemas.microsoft.com/office/drawing/2016/5/11/chartex" xmlns:cx6="http://schemas.microsoft.com/office/drawing/2016/5/12/chartex" xmlns:cx7="http://schemas.microsoft.com/office/drawing/2016/5/13/chartex" xmlns:cx8="http://schemas.microsoft.com/office/drawing/2016/5/14/chartex" xmlns:mc="http://schemas.openxmlformats.org/markup-compatibility/2006" xmlns:m="http://schemas.openxmlformats.org/officeDocument/2006/math" xmlns:aink="http://schemas.microsoft.com/office/drawing/2016/ink" xmlns:am3d="http://schemas.microsoft.com/office/drawing/2017/model3d" xmlns:oel="http://schemas.microsoft.com/office/2019/extlst" xmlns:r="http://schemas.openxmlformats.org/officeDocument/2006/relationships" xmlns:wp14="http://schemas.microsoft.com/office/word/2010/wordprocessingDrawing" xmlns:wp="http://schemas.openxmlformats.org/drawingml/2006/wordprocessingDrawing" xmlns:wpg="http://schemas.microsoft.com/office/word/2010/wordprocessingGroup" xmlns:wpi="http://schemas.microsoft.com/office/word/2010/wordprocessingInk" xmlns:wps="http://schemas.microsoft.com/office/word/2010/wordprocessingShape" xmlns:o="urn:schemas-microsoft-com:office:office" xmlns:v="urn:schemas-microsoft-com:vml" xmlns:w10="urn:schemas-microsoft-com:office:word" xmlns:w="http://schemas.openxmlformats.org/wordprocessingml/2006/main" xmlns:w14="http://schemas.microsoft.com/office/word/2010/wordml" xmlns:w15="http://schemas.microsoft.com/office/word/2012/wordml" xmlns:w16cei="http://schemas.microsoft.com/office/word/2026/wordml/cei" xmlns:w16cex="http://schemas.microsoft.com/office/word/2018/wordml/cex" xmlns:w16cid="http://schemas.microsoft.com/office/word/2016/wordml/cid" xmlns:w16="http://schemas.microsoft.com/office/word/2018/wordml" xmlns:w16sdtdh="http://schemas.microsoft.com/office/word/2020/wordml/sdtdatahash" xmlns:w16sdtfl="http://schemas.microsoft.com/office/word/2024/wordml/sdtformatlock" xmlns:w16se="http://schemas.microsoft.com/office/word/2015/wordml/symex" xmlns:w16du="http://schemas.microsoft.com/office/word/2023/wordml/word16du" xmlns:wne="http://schemas.microsoft.com/office/word/2006/wordml" mc:Ignorable="w14 w15 w16se w16cid w16 w16cex w16sdtdh w16sdtfl w16du wp14">
   <w:p>
     <w:pPr>
       <w:pStyle w:val="Footer"/>
@@ -38007,7 +38084,7 @@
 </file>
 
 <file path=word/footnotes.xml><?xml version="1.0" encoding="utf-8"?>
-<w:footnotes xmlns:wpc="http://schemas.microsoft.com/office/word/2010/wordprocessingCanvas" xmlns:cx="http://schemas.microsoft.com/office/drawing/2014/chartex" xmlns:cx1="http://schemas.microsoft.com/office/drawing/2015/9/8/chartex" xmlns:cx2="http://schemas.microsoft.com/office/drawing/2015/10/21/chartex" xmlns:cx3="http://schemas.microsoft.com/office/drawing/2016/5/9/chartex" xmlns:cx4="http://schemas.microsoft.com/office/drawing/2016/5/10/chartex" xmlns:cx5="http://schemas.microsoft.com/office/drawing/2016/5/11/chartex" xmlns:cx6="http://schemas.microsoft.com/office/drawing/2016/5/12/chartex" xmlns:cx7="http://schemas.microsoft.com/office/drawing/2016/5/13/chartex" xmlns:cx8="http://schemas.microsoft.com/office/drawing/2016/5/14/chartex" xmlns:mc="http://schemas.openxmlformats.org/markup-compatibility/2006" xmlns:aink="http://schemas.microsoft.com/office/drawing/2016/ink" xmlns:am3d="http://schemas.microsoft.com/office/drawing/2017/model3d" xmlns:o="urn:schemas-microsoft-com:office:office" xmlns:oel="http://schemas.microsoft.com/office/2019/extlst" xmlns:r="http://schemas.openxmlformats.org/officeDocument/2006/relationships" xmlns:m="http://schemas.openxmlformats.org/officeDocument/2006/math" xmlns:v="urn:schemas-microsoft-com:vml" xmlns:wp14="http://schemas.microsoft.com/office/word/2010/wordprocessingDrawing" xmlns:wp="http://schemas.openxmlformats.org/drawingml/2006/wordprocessingDrawing" xmlns:w10="urn:schemas-microsoft-com:office:word" xmlns:w="http://schemas.openxmlformats.org/wordprocessingml/2006/main" xmlns:w14="http://schemas.microsoft.com/office/word/2010/wordml" xmlns:w15="http://schemas.microsoft.com/office/word/2012/wordml" xmlns:w16cex="http://schemas.microsoft.com/office/word/2018/wordml/cex" xmlns:w16cid="http://schemas.microsoft.com/office/word/2016/wordml/cid" xmlns:w16="http://schemas.microsoft.com/office/word/2018/wordml" xmlns:w16du="http://schemas.microsoft.com/office/word/2023/wordml/word16du" xmlns:w16sdtdh="http://schemas.microsoft.com/office/word/2020/wordml/sdtdatahash" xmlns:w16sdtfl="http://schemas.microsoft.com/office/word/2024/wordml/sdtformatlock" xmlns:w16se="http://schemas.microsoft.com/office/word/2015/wordml/symex" xmlns:wpg="http://schemas.microsoft.com/office/word/2010/wordprocessingGroup" xmlns:wpi="http://schemas.microsoft.com/office/word/2010/wordprocessingInk" xmlns:wne="http://schemas.microsoft.com/office/word/2006/wordml" xmlns:wps="http://schemas.microsoft.com/office/word/2010/wordprocessingShape" mc:Ignorable="w14 w15 w16se w16cid w16 w16cex w16sdtdh w16sdtfl w16du wp14">
+<w:footnotes xmlns:wpc="http://schemas.microsoft.com/office/word/2010/wordprocessingCanvas" xmlns:cx="http://schemas.microsoft.com/office/drawing/2014/chartex" xmlns:cx1="http://schemas.microsoft.com/office/drawing/2015/9/8/chartex" xmlns:cx2="http://schemas.microsoft.com/office/drawing/2015/10/21/chartex" xmlns:cx3="http://schemas.microsoft.com/office/drawing/2016/5/9/chartex" xmlns:cx4="http://schemas.microsoft.com/office/drawing/2016/5/10/chartex" xmlns:cx5="http://schemas.microsoft.com/office/drawing/2016/5/11/chartex" xmlns:cx6="http://schemas.microsoft.com/office/drawing/2016/5/12/chartex" xmlns:cx7="http://schemas.microsoft.com/office/drawing/2016/5/13/chartex" xmlns:cx8="http://schemas.microsoft.com/office/drawing/2016/5/14/chartex" xmlns:mc="http://schemas.openxmlformats.org/markup-compatibility/2006" xmlns:m="http://schemas.openxmlformats.org/officeDocument/2006/math" xmlns:aink="http://schemas.microsoft.com/office/drawing/2016/ink" xmlns:am3d="http://schemas.microsoft.com/office/drawing/2017/model3d" xmlns:oel="http://schemas.microsoft.com/office/2019/extlst" xmlns:r="http://schemas.openxmlformats.org/officeDocument/2006/relationships" xmlns:wp14="http://schemas.microsoft.com/office/word/2010/wordprocessingDrawing" xmlns:wp="http://schemas.openxmlformats.org/drawingml/2006/wordprocessingDrawing" xmlns:wpg="http://schemas.microsoft.com/office/word/2010/wordprocessingGroup" xmlns:wpi="http://schemas.microsoft.com/office/word/2010/wordprocessingInk" xmlns:wps="http://schemas.microsoft.com/office/word/2010/wordprocessingShape" xmlns:o="urn:schemas-microsoft-com:office:office" xmlns:v="urn:schemas-microsoft-com:vml" xmlns:w10="urn:schemas-microsoft-com:office:word" xmlns:w="http://schemas.openxmlformats.org/wordprocessingml/2006/main" xmlns:w14="http://schemas.microsoft.com/office/word/2010/wordml" xmlns:w15="http://schemas.microsoft.com/office/word/2012/wordml" xmlns:w16cei="http://schemas.microsoft.com/office/word/2026/wordml/cei" xmlns:w16cex="http://schemas.microsoft.com/office/word/2018/wordml/cex" xmlns:w16cid="http://schemas.microsoft.com/office/word/2016/wordml/cid" xmlns:w16="http://schemas.microsoft.com/office/word/2018/wordml" xmlns:w16sdtdh="http://schemas.microsoft.com/office/word/2020/wordml/sdtdatahash" xmlns:w16sdtfl="http://schemas.microsoft.com/office/word/2024/wordml/sdtformatlock" xmlns:w16se="http://schemas.microsoft.com/office/word/2015/wordml/symex" xmlns:w16du="http://schemas.microsoft.com/office/word/2023/wordml/word16du" xmlns:wne="http://schemas.microsoft.com/office/word/2006/wordml" mc:Ignorable="w14 w15 w16se w16cid w16 w16cex w16sdtdh w16sdtfl w16du wp14">
   <w:footnote w:type="separator" w:id="-1">
     <w:p>
       <w:r>
@@ -38026,7 +38103,7 @@
 </file>
 
 <file path=word/numbering.xml><?xml version="1.0" encoding="utf-8"?>
-<w:numbering xmlns:wpc="http://schemas.microsoft.com/office/word/2010/wordprocessingCanvas" xmlns:cx="http://schemas.microsoft.com/office/drawing/2014/chartex" xmlns:cx1="http://schemas.microsoft.com/office/drawing/2015/9/8/chartex" xmlns:cx2="http://schemas.microsoft.com/office/drawing/2015/10/21/chartex" xmlns:cx3="http://schemas.microsoft.com/office/drawing/2016/5/9/chartex" xmlns:cx4="http://schemas.microsoft.com/office/drawing/2016/5/10/chartex" xmlns:cx5="http://schemas.microsoft.com/office/drawing/2016/5/11/chartex" xmlns:cx6="http://schemas.microsoft.com/office/drawing/2016/5/12/chartex" xmlns:cx7="http://schemas.microsoft.com/office/drawing/2016/5/13/chartex" xmlns:cx8="http://schemas.microsoft.com/office/drawing/2016/5/14/chartex" xmlns:mc="http://schemas.openxmlformats.org/markup-compatibility/2006" xmlns:aink="http://schemas.microsoft.com/office/drawing/2016/ink" xmlns:am3d="http://schemas.microsoft.com/office/drawing/2017/model3d" xmlns:o="urn:schemas-microsoft-com:office:office" xmlns:oel="http://schemas.microsoft.com/office/2019/extlst" xmlns:r="http://schemas.openxmlformats.org/officeDocument/2006/relationships" xmlns:m="http://schemas.openxmlformats.org/officeDocument/2006/math" xmlns:v="urn:schemas-microsoft-com:vml" xmlns:wp14="http://schemas.microsoft.com/office/word/2010/wordprocessingDrawing" xmlns:wp="http://schemas.openxmlformats.org/drawingml/2006/wordprocessingDrawing" xmlns:w10="urn:schemas-microsoft-com:office:word" xmlns:w="http://schemas.openxmlformats.org/wordprocessingml/2006/main" xmlns:w14="http://schemas.microsoft.com/office/word/2010/wordml" xmlns:w15="http://schemas.microsoft.com/office/word/2012/wordml" xmlns:w16cex="http://schemas.microsoft.com/office/word/2018/wordml/cex" xmlns:w16cid="http://schemas.microsoft.com/office/word/2016/wordml/cid" xmlns:w16="http://schemas.microsoft.com/office/word/2018/wordml" xmlns:w16du="http://schemas.microsoft.com/office/word/2023/wordml/word16du" xmlns:w16sdtdh="http://schemas.microsoft.com/office/word/2020/wordml/sdtdatahash" xmlns:w16sdtfl="http://schemas.microsoft.com/office/word/2024/wordml/sdtformatlock" xmlns:w16se="http://schemas.microsoft.com/office/word/2015/wordml/symex" xmlns:wpg="http://schemas.microsoft.com/office/word/2010/wordprocessingGroup" xmlns:wpi="http://schemas.microsoft.com/office/word/2010/wordprocessingInk" xmlns:wne="http://schemas.microsoft.com/office/word/2006/wordml" xmlns:wps="http://schemas.microsoft.com/office/word/2010/wordprocessingShape" mc:Ignorable="w14 w15 w16se w16cid w16 w16cex w16sdtdh w16sdtfl w16du wp14">
+<w:numbering xmlns:wpc="http://schemas.microsoft.com/office/word/2010/wordprocessingCanvas" xmlns:cx="http://schemas.microsoft.com/office/drawing/2014/chartex" xmlns:cx1="http://schemas.microsoft.com/office/drawing/2015/9/8/chartex" xmlns:cx2="http://schemas.microsoft.com/office/drawing/2015/10/21/chartex" xmlns:cx3="http://schemas.microsoft.com/office/drawing/2016/5/9/chartex" xmlns:cx4="http://schemas.microsoft.com/office/drawing/2016/5/10/chartex" xmlns:cx5="http://schemas.microsoft.com/office/drawing/2016/5/11/chartex" xmlns:cx6="http://schemas.microsoft.com/office/drawing/2016/5/12/chartex" xmlns:cx7="http://schemas.microsoft.com/office/drawing/2016/5/13/chartex" xmlns:cx8="http://schemas.microsoft.com/office/drawing/2016/5/14/chartex" xmlns:mc="http://schemas.openxmlformats.org/markup-compatibility/2006" xmlns:m="http://schemas.openxmlformats.org/officeDocument/2006/math" xmlns:aink="http://schemas.microsoft.com/office/drawing/2016/ink" xmlns:am3d="http://schemas.microsoft.com/office/drawing/2017/model3d" xmlns:oel="http://schemas.microsoft.com/office/2019/extlst" xmlns:r="http://schemas.openxmlformats.org/officeDocument/2006/relationships" xmlns:wp14="http://schemas.microsoft.com/office/word/2010/wordprocessingDrawing" xmlns:wp="http://schemas.openxmlformats.org/drawingml/2006/wordprocessingDrawing" xmlns:wpg="http://schemas.microsoft.com/office/word/2010/wordprocessingGroup" xmlns:wpi="http://schemas.microsoft.com/office/word/2010/wordprocessingInk" xmlns:wps="http://schemas.microsoft.com/office/word/2010/wordprocessingShape" xmlns:o="urn:schemas-microsoft-com:office:office" xmlns:v="urn:schemas-microsoft-com:vml" xmlns:w10="urn:schemas-microsoft-com:office:word" xmlns:w="http://schemas.openxmlformats.org/wordprocessingml/2006/main" xmlns:w14="http://schemas.microsoft.com/office/word/2010/wordml" xmlns:w15="http://schemas.microsoft.com/office/word/2012/wordml" xmlns:w16cei="http://schemas.microsoft.com/office/word/2026/wordml/cei" xmlns:w16cex="http://schemas.microsoft.com/office/word/2018/wordml/cex" xmlns:w16cid="http://schemas.microsoft.com/office/word/2016/wordml/cid" xmlns:w16="http://schemas.microsoft.com/office/word/2018/wordml" xmlns:w16sdtdh="http://schemas.microsoft.com/office/word/2020/wordml/sdtdatahash" xmlns:w16sdtfl="http://schemas.microsoft.com/office/word/2024/wordml/sdtformatlock" xmlns:w16se="http://schemas.microsoft.com/office/word/2015/wordml/symex" xmlns:w16du="http://schemas.microsoft.com/office/word/2023/wordml/word16du" xmlns:wne="http://schemas.microsoft.com/office/word/2006/wordml" mc:Ignorable="w14 w15 w16se w16cid w16 w16cex w16sdtdh w16sdtfl w16du wp14">
   <w:abstractNum w:abstractNumId="0" w15:restartNumberingAfterBreak="0">
     <w:nsid w:val="00000002"/>
     <w:multiLevelType w:val="multilevel"/>
@@ -41938,7 +42015,7 @@
 </file>
 
 <file path=word/styles.xml><?xml version="1.0" encoding="utf-8"?>
-<w:styles xmlns:mc="http://schemas.openxmlformats.org/markup-compatibility/2006" xmlns:r="http://schemas.openxmlformats.org/officeDocument/2006/relationships" xmlns:w="http://schemas.openxmlformats.org/wordprocessingml/2006/main" xmlns:w14="http://schemas.microsoft.com/office/word/2010/wordml" xmlns:w15="http://schemas.microsoft.com/office/word/2012/wordml" xmlns:w16cex="http://schemas.microsoft.com/office/word/2018/wordml/cex" xmlns:w16cid="http://schemas.microsoft.com/office/word/2016/wordml/cid" xmlns:w16="http://schemas.microsoft.com/office/word/2018/wordml" xmlns:w16du="http://schemas.microsoft.com/office/word/2023/wordml/word16du" xmlns:w16sdtdh="http://schemas.microsoft.com/office/word/2020/wordml/sdtdatahash" xmlns:w16sdtfl="http://schemas.microsoft.com/office/word/2024/wordml/sdtformatlock" xmlns:w16se="http://schemas.microsoft.com/office/word/2015/wordml/symex" mc:Ignorable="w14 w15 w16se w16cid w16 w16cex w16sdtdh w16sdtfl w16du">
+<w:styles xmlns:mc="http://schemas.openxmlformats.org/markup-compatibility/2006" xmlns:r="http://schemas.openxmlformats.org/officeDocument/2006/relationships" xmlns:w="http://schemas.openxmlformats.org/wordprocessingml/2006/main" xmlns:w14="http://schemas.microsoft.com/office/word/2010/wordml" xmlns:w15="http://schemas.microsoft.com/office/word/2012/wordml" xmlns:w16cex="http://schemas.microsoft.com/office/word/2018/wordml/cex" xmlns:w16cid="http://schemas.microsoft.com/office/word/2016/wordml/cid" xmlns:w16="http://schemas.microsoft.com/office/word/2018/wordml" xmlns:w16sdtdh="http://schemas.microsoft.com/office/word/2020/wordml/sdtdatahash" xmlns:w16sdtfl="http://schemas.microsoft.com/office/word/2024/wordml/sdtformatlock" xmlns:w16se="http://schemas.microsoft.com/office/word/2015/wordml/symex" xmlns:w16du="http://schemas.microsoft.com/office/word/2023/wordml/word16du" mc:Ignorable="w14 w15 w16se w16cid w16 w16cex w16sdtdh w16sdtfl w16du">
   <w:docDefaults>
     <w:rPrDefault>
       <w:rPr>
